--- a/XSLR_Expert_Assessment_Protocol_E02_.docx
+++ b/XSLR_Expert_Assessment_Protocol_E02_.docx
@@ -1,6 +1,6 @@
 
 <file path=word/document.xml><?xml version="1.0" encoding="utf-8"?>
-<w:document xmlns:wpc="http://schemas.microsoft.com/office/word/2010/wordprocessingCanvas" xmlns:cx="http://schemas.microsoft.com/office/drawing/2014/chartex" xmlns:cx1="http://schemas.microsoft.com/office/drawing/2015/9/8/chartex" xmlns:cx2="http://schemas.microsoft.com/office/drawing/2015/10/21/chartex" xmlns:cx3="http://schemas.microsoft.com/office/drawing/2016/5/9/chartex" xmlns:cx4="http://schemas.microsoft.com/office/drawing/2016/5/10/chartex" xmlns:cx5="http://schemas.microsoft.com/office/drawing/2016/5/11/chartex" xmlns:cx6="http://schemas.microsoft.com/office/drawing/2016/5/12/chartex" xmlns:cx7="http://schemas.microsoft.com/office/drawing/2016/5/13/chartex" xmlns:cx8="http://schemas.microsoft.com/office/drawing/2016/5/14/chartex" xmlns:mc="http://schemas.openxmlformats.org/markup-compatibility/2006" xmlns:aink="http://schemas.microsoft.com/office/drawing/2016/ink" xmlns:am3d="http://schemas.microsoft.com/office/drawing/2017/model3d" xmlns:o="urn:schemas-microsoft-com:office:office" xmlns:oel="http://schemas.microsoft.com/office/2019/extlst" xmlns:r="http://schemas.openxmlformats.org/officeDocument/2006/relationships" xmlns:m="http://schemas.openxmlformats.org/officeDocument/2006/math" xmlns:v="urn:schemas-microsoft-com:vml" xmlns:wp14="http://schemas.microsoft.com/office/word/2010/wordprocessingDrawing" xmlns:wp="http://schemas.openxmlformats.org/drawingml/2006/wordprocessingDrawing" xmlns:w10="urn:schemas-microsoft-com:office:word" xmlns:w="http://schemas.openxmlformats.org/wordprocessingml/2006/main" xmlns:w14="http://schemas.microsoft.com/office/word/2010/wordml" xmlns:w15="http://schemas.microsoft.com/office/word/2012/wordml" xmlns:w16cex="http://schemas.microsoft.com/office/word/2018/wordml/cex" xmlns:w16cid="http://schemas.microsoft.com/office/word/2016/wordml/cid" xmlns:w16="http://schemas.microsoft.com/office/word/2018/wordml" xmlns:w16du="http://schemas.microsoft.com/office/word/2023/wordml/word16du" xmlns:w16sdtdh="http://schemas.microsoft.com/office/word/2020/wordml/sdtdatahash" xmlns:w16sdtfl="http://schemas.microsoft.com/office/word/2024/wordml/sdtformatlock" xmlns:w16se="http://schemas.microsoft.com/office/word/2015/wordml/symex" xmlns:wpg="http://schemas.microsoft.com/office/word/2010/wordprocessingGroup" xmlns:wpi="http://schemas.microsoft.com/office/word/2010/wordprocessingInk" xmlns:wne="http://schemas.microsoft.com/office/word/2006/wordml" xmlns:wps="http://schemas.microsoft.com/office/word/2010/wordprocessingShape" mc:Ignorable="w14 w15 w16se w16cid w16 w16cex w16sdtdh w16sdtfl w16du wp14">
+<w:document xmlns:wpc="http://schemas.microsoft.com/office/word/2010/wordprocessingCanvas" xmlns:cx="http://schemas.microsoft.com/office/drawing/2014/chartex" xmlns:cx1="http://schemas.microsoft.com/office/drawing/2015/9/8/chartex" xmlns:cx2="http://schemas.microsoft.com/office/drawing/2015/10/21/chartex" xmlns:cx3="http://schemas.microsoft.com/office/drawing/2016/5/9/chartex" xmlns:cx4="http://schemas.microsoft.com/office/drawing/2016/5/10/chartex" xmlns:cx5="http://schemas.microsoft.com/office/drawing/2016/5/11/chartex" xmlns:cx6="http://schemas.microsoft.com/office/drawing/2016/5/12/chartex" xmlns:cx7="http://schemas.microsoft.com/office/drawing/2016/5/13/chartex" xmlns:cx8="http://schemas.microsoft.com/office/drawing/2016/5/14/chartex" xmlns:mc="http://schemas.openxmlformats.org/markup-compatibility/2006" xmlns:aink="http://schemas.microsoft.com/office/drawing/2016/ink" xmlns:am3d="http://schemas.microsoft.com/office/drawing/2017/model3d" xmlns:o="urn:schemas-microsoft-com:office:office" xmlns:oel="http://schemas.microsoft.com/office/2019/extlst" xmlns:r="http://schemas.openxmlformats.org/officeDocument/2006/relationships" xmlns:m="http://schemas.openxmlformats.org/officeDocument/2006/math" xmlns:v="urn:schemas-microsoft-com:vml" xmlns:wp14="http://schemas.microsoft.com/office/word/2010/wordprocessingDrawing" xmlns:wp="http://schemas.openxmlformats.org/drawingml/2006/wordprocessingDrawing" xmlns:w10="urn:schemas-microsoft-com:office:word" xmlns:w="http://schemas.openxmlformats.org/wordprocessingml/2006/main" xmlns:w14="http://schemas.microsoft.com/office/word/2010/wordml" xmlns:w15="http://schemas.microsoft.com/office/word/2012/wordml" xmlns:w16cei="http://schemas.microsoft.com/office/word/2026/wordml/cei" xmlns:w16cex="http://schemas.microsoft.com/office/word/2018/wordml/cex" xmlns:w16cid="http://schemas.microsoft.com/office/word/2016/wordml/cid" xmlns:w16="http://schemas.microsoft.com/office/word/2018/wordml" xmlns:w16du="http://schemas.microsoft.com/office/word/2023/wordml/word16du" xmlns:w16sdtdh="http://schemas.microsoft.com/office/word/2020/wordml/sdtdatahash" xmlns:w16sdtfl="http://schemas.microsoft.com/office/word/2024/wordml/sdtformatlock" xmlns:w16se="http://schemas.microsoft.com/office/word/2015/wordml/symex" xmlns:wpg="http://schemas.microsoft.com/office/word/2010/wordprocessingGroup" xmlns:wpi="http://schemas.microsoft.com/office/word/2010/wordprocessingInk" xmlns:wne="http://schemas.microsoft.com/office/word/2006/wordml" xmlns:wps="http://schemas.microsoft.com/office/word/2010/wordprocessingShape" mc:Ignorable="w14 w15 w16se w16cid w16 w16cex w16sdtdh w16sdtfl w16du wp14">
   <w:body>
     <w:p>
       <w:pPr>
@@ -1138,38 +1138,89 @@
     </w:p>
     <w:p>
       <w:pPr>
-        <w:pStyle w:val="Listaconvietas"/>
-        <w:spacing w:after="40" w:line="264" w:lineRule="auto"/>
+        <w:pStyle w:val="Ttulo2"/>
+        <w:numPr>
+          <w:ilvl w:val="0"/>
+          <w:numId w:val="10"/>
+        </w:numPr>
+        <w:spacing w:after="100"/>
+        <w:rPr>
+          <w:rFonts w:ascii="Aptos" w:eastAsiaTheme="minorEastAsia" w:hAnsi="Aptos" w:cstheme="minorBidi"/>
+          <w:b w:val="0"/>
+          <w:bCs w:val="0"/>
+          <w:color w:val="auto"/>
+          <w:sz w:val="20"/>
+          <w:szCs w:val="22"/>
+        </w:rPr>
       </w:pPr>
       <w:r>
         <w:rPr>
+          <w:rFonts w:ascii="Aptos" w:eastAsiaTheme="minorEastAsia" w:hAnsi="Aptos" w:cstheme="minorBidi"/>
+          <w:b w:val="0"/>
+          <w:bCs w:val="0"/>
+          <w:color w:val="auto"/>
           <w:sz w:val="20"/>
+          <w:szCs w:val="22"/>
         </w:rPr>
-        <w:t>EQ1. Does the X-SLR representation make the methodological core, review stages, and supporting resources easier to identify?</w:t>
+        <w:t>EQ1: To what extent can a previously published systematic literature review be mapped onto the X-SLR Research Core, Ports, and Adapters using only evidence reported in the original publication?</w:t>
       </w:r>
     </w:p>
     <w:p>
       <w:pPr>
-        <w:pStyle w:val="Listaconvietas"/>
-        <w:spacing w:after="40" w:line="264" w:lineRule="auto"/>
+        <w:pStyle w:val="Ttulo2"/>
+        <w:numPr>
+          <w:ilvl w:val="0"/>
+          <w:numId w:val="10"/>
+        </w:numPr>
+        <w:spacing w:after="100"/>
+        <w:rPr>
+          <w:rFonts w:ascii="Aptos" w:eastAsiaTheme="minorEastAsia" w:hAnsi="Aptos" w:cstheme="minorBidi"/>
+          <w:b w:val="0"/>
+          <w:bCs w:val="0"/>
+          <w:color w:val="auto"/>
+          <w:sz w:val="20"/>
+          <w:szCs w:val="22"/>
+        </w:rPr>
       </w:pPr>
       <w:r>
         <w:rPr>
+          <w:rFonts w:ascii="Aptos" w:eastAsiaTheme="minorEastAsia" w:hAnsi="Aptos" w:cstheme="minorBidi"/>
+          <w:b w:val="0"/>
+          <w:bCs w:val="0"/>
+          <w:color w:val="auto"/>
           <w:sz w:val="20"/>
+          <w:szCs w:val="22"/>
         </w:rPr>
-        <w:t>EQ2. Does the representation make methodological decisions, tool dependencies, intermediate outputs, and missing documentation easier to trace?</w:t>
+        <w:t>EQ2: To what extent does X-SLR support structured representation and documentation gap identification in an existing SLR report?</w:t>
       </w:r>
     </w:p>
     <w:p>
       <w:pPr>
-        <w:pStyle w:val="Listaconvietas"/>
-        <w:spacing w:after="40" w:line="264" w:lineRule="auto"/>
+        <w:pStyle w:val="Ttulo2"/>
+        <w:numPr>
+          <w:ilvl w:val="0"/>
+          <w:numId w:val="10"/>
+        </w:numPr>
+        <w:spacing w:after="100"/>
+        <w:rPr>
+          <w:rFonts w:ascii="Aptos" w:eastAsiaTheme="minorEastAsia" w:hAnsi="Aptos" w:cstheme="minorBidi"/>
+          <w:b w:val="0"/>
+          <w:bCs w:val="0"/>
+          <w:color w:val="auto"/>
+          <w:sz w:val="20"/>
+          <w:szCs w:val="22"/>
+        </w:rPr>
       </w:pPr>
       <w:r>
         <w:rPr>
+          <w:rFonts w:ascii="Aptos" w:eastAsiaTheme="minorEastAsia" w:hAnsi="Aptos" w:cstheme="minorBidi"/>
+          <w:b w:val="0"/>
+          <w:bCs w:val="0"/>
+          <w:color w:val="auto"/>
           <w:sz w:val="20"/>
+          <w:szCs w:val="22"/>
         </w:rPr>
-        <w:t>EQ3. Do experienced systematic-review practitioners perceive X-SLR as clear, useful, and complementary to existing guidance such as PRISMA, Kitchenham-based procedures, or other established review protocols?</w:t>
+        <w:t>EQ3: Do systematic review practitioners perceive the X-SLR representation as clear, useful, and complementary to conventional review guidelines?</w:t>
       </w:r>
     </w:p>
     <w:p>
@@ -1466,6 +1517,7 @@
               <w:rPr>
                 <w:sz w:val="18"/>
               </w:rPr>
+              <w:lastRenderedPageBreak/>
               <w:t>Eligibility basis</w:t>
             </w:r>
           </w:p>
@@ -1558,7 +1610,6 @@
               <w:rPr>
                 <w:sz w:val="18"/>
               </w:rPr>
-              <w:lastRenderedPageBreak/>
               <w:t>Conflict-of-interest check</w:t>
             </w:r>
           </w:p>
@@ -3609,13 +3660,18 @@
         <w:rPr>
           <w:sz w:val="20"/>
         </w:rPr>
-        <w:t>x</w:t>
+        <w:t>x I have read the information above and agree to participate voluntarily.</w:t>
       </w:r>
+    </w:p>
+    <w:p>
+      <w:pPr>
+        <w:spacing w:after="40" w:line="264" w:lineRule="auto"/>
+      </w:pPr>
       <w:r>
         <w:rPr>
           <w:sz w:val="20"/>
         </w:rPr>
-        <w:t xml:space="preserve"> I have read the information above and agree to participate voluntarily.</w:t>
+        <w:t>x I confirm that I am not an author of the X-SLR manuscript or the legacy SLR used as the evaluation case.</w:t>
       </w:r>
     </w:p>
     <w:p>
@@ -3626,30 +3682,7 @@
         <w:rPr>
           <w:sz w:val="20"/>
         </w:rPr>
-        <w:t>x</w:t>
-      </w:r>
-      <w:r>
-        <w:rPr>
-          <w:sz w:val="20"/>
-        </w:rPr>
-        <w:t xml:space="preserve"> I confirm that I am not an author of the X-SLR manuscript or the legacy SLR used as the evaluation case.</w:t>
-      </w:r>
-    </w:p>
-    <w:p>
-      <w:pPr>
-        <w:spacing w:after="40" w:line="264" w:lineRule="auto"/>
-      </w:pPr>
-      <w:r>
-        <w:rPr>
-          <w:sz w:val="20"/>
-        </w:rPr>
-        <w:t>x</w:t>
-      </w:r>
-      <w:r>
-        <w:rPr>
-          <w:sz w:val="20"/>
-        </w:rPr>
-        <w:t xml:space="preserve"> I agree that anonymized responses may be used in aggregate form in a research manuscript and supplementary material.</w:t>
+        <w:t>x I agree that anonymized responses may be used in aggregate form in a research manuscript and supplementary material.</w:t>
       </w:r>
     </w:p>
     <w:p>
@@ -3917,13 +3950,7 @@
               <w:rPr>
                 <w:sz w:val="18"/>
               </w:rPr>
-              <w:t>x</w:t>
-            </w:r>
-            <w:r>
-              <w:rPr>
-                <w:sz w:val="18"/>
-              </w:rPr>
-              <w:t xml:space="preserve"> Researcher   ☐ Faculty member   ☐ Practitioner   ☐ PhD candidate   ☐ Other: __________</w:t>
+              <w:t>x Researcher   ☐ Faculty member   ☐ Practitioner   ☐ PhD candidate   ☐ Other: __________</w:t>
             </w:r>
           </w:p>
         </w:tc>
@@ -4027,37 +4054,7 @@
               <w:rPr>
                 <w:sz w:val="18"/>
               </w:rPr>
-              <w:t>x</w:t>
-            </w:r>
-            <w:r>
-              <w:rPr>
-                <w:sz w:val="18"/>
-              </w:rPr>
-              <w:t xml:space="preserve"> SLR   </w:t>
-            </w:r>
-            <w:r>
-              <w:rPr>
-                <w:sz w:val="18"/>
-              </w:rPr>
-              <w:t>x</w:t>
-            </w:r>
-            <w:r>
-              <w:rPr>
-                <w:sz w:val="18"/>
-              </w:rPr>
-              <w:t xml:space="preserve"> Mapping study   ☐ Scoping review   </w:t>
-            </w:r>
-            <w:r>
-              <w:rPr>
-                <w:sz w:val="18"/>
-              </w:rPr>
-              <w:t>x</w:t>
-            </w:r>
-            <w:r>
-              <w:rPr>
-                <w:sz w:val="18"/>
-              </w:rPr>
-              <w:t xml:space="preserve"> Systematic mapping   ☐ Other: __________</w:t>
+              <w:t>x SLR   x Mapping study   ☐ Scoping review   x Systematic mapping   ☐ Other: __________</w:t>
             </w:r>
           </w:p>
         </w:tc>
@@ -5543,10 +5540,7 @@
             </w:r>
             <w:proofErr w:type="gramEnd"/>
             <w:r>
-              <w:t xml:space="preserve"> and reusable review artifacts (like data packages), the workflow remains only partially traceable</w:t>
-            </w:r>
-            <w:r>
-              <w:t>.</w:t>
+              <w:t xml:space="preserve"> and reusable review artifacts (like data packages), the workflow remains only partially traceable.</w:t>
             </w:r>
           </w:p>
         </w:tc>
@@ -5634,10 +5628,7 @@
               <w:spacing w:after="0" w:line="264" w:lineRule="auto"/>
             </w:pPr>
             <w:r>
-              <w:t>X-SLR is particularly suitable for fast-evolving and interdisciplinary fields (like Big Data or IA) where tools and data sources frequently change. It is highly valuable for long-term projects where technological implementations must evolve without affecting the methodological core, and for geographically distributed research teams that require a standardized orchestration framework to maintain transparency and collaboration</w:t>
-            </w:r>
-            <w:r>
-              <w:t>.</w:t>
+              <w:t>X-SLR is particularly suitable for fast-evolving and interdisciplinary fields (like Big Data or IA) where tools and data sources frequently change. It is highly valuable for long-term projects where technological implementations must evolve without affecting the methodological core, and for geographically distributed research teams that require a standardized orchestration framework to maintain transparency and collaboration.</w:t>
             </w:r>
           </w:p>
         </w:tc>
@@ -5697,10 +5688,7 @@
               <w:spacing w:after="0" w:line="264" w:lineRule="auto"/>
             </w:pPr>
             <w:r>
-              <w:t>Adoption would be facilitated by enhanced visualization capabilities and stronger integration with AI-assisted evidence synthesis workflows. Developing the Hugging Face supporting prototype to provide interactive templates would reduce the manual effort required for architectural modeling. Furthermore, providing cross-disciplinary cases (beyond software engineering and urban planning) would help researchers in other fields see the framework's generalizability</w:t>
-            </w:r>
-            <w:r>
-              <w:t>.</w:t>
+              <w:t>Adoption would be facilitated by enhanced visualization capabilities and stronger integration with AI-assisted evidence synthesis workflows. Developing the Hugging Face supporting prototype to provide interactive templates would reduce the manual effort required for architectural modeling. Furthermore, providing cross-disciplinary cases (beyond software engineering and urban planning) would help researchers in other fields see the framework's generalizability.</w:t>
             </w:r>
           </w:p>
         </w:tc>
@@ -6173,12 +6161,20 @@
               <w:rPr>
                 <w:sz w:val="18"/>
               </w:rPr>
-              <w:t>x</w:t>
-            </w:r>
+              <w:t xml:space="preserve">x </w:t>
+            </w:r>
+            <w:proofErr w:type="gramStart"/>
             <w:r>
               <w:rPr>
                 <w:sz w:val="18"/>
               </w:rPr>
+              <w:t>Yes  ☐</w:t>
+            </w:r>
+            <w:proofErr w:type="gramEnd"/>
+            <w:r>
+              <w:rPr>
+                <w:sz w:val="18"/>
+              </w:rPr>
               <w:t xml:space="preserve"> </w:t>
             </w:r>
             <w:proofErr w:type="gramStart"/>
@@ -6186,52 +6182,14 @@
               <w:rPr>
                 <w:sz w:val="18"/>
               </w:rPr>
-              <w:t>Yes  ☐</w:t>
+              <w:t>No  Explain</w:t>
             </w:r>
             <w:proofErr w:type="gramEnd"/>
             <w:r>
               <w:rPr>
                 <w:sz w:val="18"/>
               </w:rPr>
-              <w:t xml:space="preserve"> </w:t>
-            </w:r>
-            <w:proofErr w:type="gramStart"/>
-            <w:r>
-              <w:rPr>
-                <w:sz w:val="18"/>
-              </w:rPr>
-              <w:t>No  Explain</w:t>
-            </w:r>
-            <w:proofErr w:type="gramEnd"/>
-            <w:r>
-              <w:rPr>
-                <w:sz w:val="18"/>
-              </w:rPr>
-              <w:t>: _____</w:t>
-            </w:r>
-            <w:r>
-              <w:rPr>
-                <w:sz w:val="18"/>
-              </w:rPr>
-              <w:t xml:space="preserve"> </w:t>
-            </w:r>
-            <w:r>
-              <w:rPr>
-                <w:sz w:val="18"/>
-              </w:rPr>
-              <w:t>Asynchronous online</w:t>
-            </w:r>
-            <w:r>
-              <w:rPr>
-                <w:sz w:val="18"/>
-              </w:rPr>
-              <w:t xml:space="preserve"> </w:t>
-            </w:r>
-            <w:r>
-              <w:rPr>
-                <w:sz w:val="18"/>
-              </w:rPr>
-              <w:t>__________________________</w:t>
+              <w:t>: _____ Asynchronous online __________________________</w:t>
             </w:r>
           </w:p>
         </w:tc>
@@ -6363,13 +6321,7 @@
               <w:rPr>
                 <w:sz w:val="18"/>
               </w:rPr>
-              <w:t>Face</w:t>
-            </w:r>
-            <w:r>
-              <w:rPr>
-                <w:sz w:val="18"/>
-              </w:rPr>
-              <w:t xml:space="preserve"> </w:t>
+              <w:t xml:space="preserve">Face </w:t>
             </w:r>
             <w:r>
               <w:rPr>
@@ -6481,13 +6433,7 @@
               <w:rPr>
                 <w:sz w:val="18"/>
               </w:rPr>
-              <w:t>x</w:t>
-            </w:r>
-            <w:r>
-              <w:rPr>
-                <w:sz w:val="18"/>
-              </w:rPr>
-              <w:t xml:space="preserve"> </w:t>
+              <w:t xml:space="preserve">x </w:t>
             </w:r>
             <w:proofErr w:type="gramStart"/>
             <w:r>
@@ -10575,7 +10521,7 @@
 </file>
 
 <file path=word/endnotes.xml><?xml version="1.0" encoding="utf-8"?>
-<w:endnotes xmlns:wpc="http://schemas.microsoft.com/office/word/2010/wordprocessingCanvas" xmlns:cx="http://schemas.microsoft.com/office/drawing/2014/chartex" xmlns:cx1="http://schemas.microsoft.com/office/drawing/2015/9/8/chartex" xmlns:cx2="http://schemas.microsoft.com/office/drawing/2015/10/21/chartex" xmlns:cx3="http://schemas.microsoft.com/office/drawing/2016/5/9/chartex" xmlns:cx4="http://schemas.microsoft.com/office/drawing/2016/5/10/chartex" xmlns:cx5="http://schemas.microsoft.com/office/drawing/2016/5/11/chartex" xmlns:cx6="http://schemas.microsoft.com/office/drawing/2016/5/12/chartex" xmlns:cx7="http://schemas.microsoft.com/office/drawing/2016/5/13/chartex" xmlns:cx8="http://schemas.microsoft.com/office/drawing/2016/5/14/chartex" xmlns:mc="http://schemas.openxmlformats.org/markup-compatibility/2006" xmlns:aink="http://schemas.microsoft.com/office/drawing/2016/ink" xmlns:am3d="http://schemas.microsoft.com/office/drawing/2017/model3d" xmlns:o="urn:schemas-microsoft-com:office:office" xmlns:oel="http://schemas.microsoft.com/office/2019/extlst" xmlns:r="http://schemas.openxmlformats.org/officeDocument/2006/relationships" xmlns:m="http://schemas.openxmlformats.org/officeDocument/2006/math" xmlns:v="urn:schemas-microsoft-com:vml" xmlns:wp14="http://schemas.microsoft.com/office/word/2010/wordprocessingDrawing" xmlns:wp="http://schemas.openxmlformats.org/drawingml/2006/wordprocessingDrawing" xmlns:w10="urn:schemas-microsoft-com:office:word" xmlns:w="http://schemas.openxmlformats.org/wordprocessingml/2006/main" xmlns:w14="http://schemas.microsoft.com/office/word/2010/wordml" xmlns:w15="http://schemas.microsoft.com/office/word/2012/wordml" xmlns:w16cex="http://schemas.microsoft.com/office/word/2018/wordml/cex" xmlns:w16cid="http://schemas.microsoft.com/office/word/2016/wordml/cid" xmlns:w16="http://schemas.microsoft.com/office/word/2018/wordml" xmlns:w16du="http://schemas.microsoft.com/office/word/2023/wordml/word16du" xmlns:w16sdtdh="http://schemas.microsoft.com/office/word/2020/wordml/sdtdatahash" xmlns:w16sdtfl="http://schemas.microsoft.com/office/word/2024/wordml/sdtformatlock" xmlns:w16se="http://schemas.microsoft.com/office/word/2015/wordml/symex" xmlns:wpg="http://schemas.microsoft.com/office/word/2010/wordprocessingGroup" xmlns:wpi="http://schemas.microsoft.com/office/word/2010/wordprocessingInk" xmlns:wne="http://schemas.microsoft.com/office/word/2006/wordml" xmlns:wps="http://schemas.microsoft.com/office/word/2010/wordprocessingShape" mc:Ignorable="w14 w15 w16se w16cid w16 w16cex w16sdtdh w16sdtfl w16du wp14">
+<w:endnotes xmlns:wpc="http://schemas.microsoft.com/office/word/2010/wordprocessingCanvas" xmlns:cx="http://schemas.microsoft.com/office/drawing/2014/chartex" xmlns:cx1="http://schemas.microsoft.com/office/drawing/2015/9/8/chartex" xmlns:cx2="http://schemas.microsoft.com/office/drawing/2015/10/21/chartex" xmlns:cx3="http://schemas.microsoft.com/office/drawing/2016/5/9/chartex" xmlns:cx4="http://schemas.microsoft.com/office/drawing/2016/5/10/chartex" xmlns:cx5="http://schemas.microsoft.com/office/drawing/2016/5/11/chartex" xmlns:cx6="http://schemas.microsoft.com/office/drawing/2016/5/12/chartex" xmlns:cx7="http://schemas.microsoft.com/office/drawing/2016/5/13/chartex" xmlns:cx8="http://schemas.microsoft.com/office/drawing/2016/5/14/chartex" xmlns:mc="http://schemas.openxmlformats.org/markup-compatibility/2006" xmlns:aink="http://schemas.microsoft.com/office/drawing/2016/ink" xmlns:am3d="http://schemas.microsoft.com/office/drawing/2017/model3d" xmlns:o="urn:schemas-microsoft-com:office:office" xmlns:oel="http://schemas.microsoft.com/office/2019/extlst" xmlns:r="http://schemas.openxmlformats.org/officeDocument/2006/relationships" xmlns:m="http://schemas.openxmlformats.org/officeDocument/2006/math" xmlns:v="urn:schemas-microsoft-com:vml" xmlns:wp14="http://schemas.microsoft.com/office/word/2010/wordprocessingDrawing" xmlns:wp="http://schemas.openxmlformats.org/drawingml/2006/wordprocessingDrawing" xmlns:w10="urn:schemas-microsoft-com:office:word" xmlns:w="http://schemas.openxmlformats.org/wordprocessingml/2006/main" xmlns:w14="http://schemas.microsoft.com/office/word/2010/wordml" xmlns:w15="http://schemas.microsoft.com/office/word/2012/wordml" xmlns:w16cei="http://schemas.microsoft.com/office/word/2026/wordml/cei" xmlns:w16cex="http://schemas.microsoft.com/office/word/2018/wordml/cex" xmlns:w16cid="http://schemas.microsoft.com/office/word/2016/wordml/cid" xmlns:w16="http://schemas.microsoft.com/office/word/2018/wordml" xmlns:w16du="http://schemas.microsoft.com/office/word/2023/wordml/word16du" xmlns:w16sdtdh="http://schemas.microsoft.com/office/word/2020/wordml/sdtdatahash" xmlns:w16sdtfl="http://schemas.microsoft.com/office/word/2024/wordml/sdtformatlock" xmlns:w16se="http://schemas.microsoft.com/office/word/2015/wordml/symex" xmlns:wpg="http://schemas.microsoft.com/office/word/2010/wordprocessingGroup" xmlns:wpi="http://schemas.microsoft.com/office/word/2010/wordprocessingInk" xmlns:wne="http://schemas.microsoft.com/office/word/2006/wordml" xmlns:wps="http://schemas.microsoft.com/office/word/2010/wordprocessingShape" mc:Ignorable="w14 w15 w16se w16cid w16 w16cex w16sdtdh w16sdtfl w16du wp14">
   <w:endnote w:type="separator" w:id="-1">
     <w:p>
       <w:pPr>
@@ -10600,7 +10546,7 @@
 </file>
 
 <file path=word/footer1.xml><?xml version="1.0" encoding="utf-8"?>
-<w:ftr xmlns:wpc="http://schemas.microsoft.com/office/word/2010/wordprocessingCanvas" xmlns:cx="http://schemas.microsoft.com/office/drawing/2014/chartex" xmlns:cx1="http://schemas.microsoft.com/office/drawing/2015/9/8/chartex" xmlns:cx2="http://schemas.microsoft.com/office/drawing/2015/10/21/chartex" xmlns:cx3="http://schemas.microsoft.com/office/drawing/2016/5/9/chartex" xmlns:cx4="http://schemas.microsoft.com/office/drawing/2016/5/10/chartex" xmlns:cx5="http://schemas.microsoft.com/office/drawing/2016/5/11/chartex" xmlns:cx6="http://schemas.microsoft.com/office/drawing/2016/5/12/chartex" xmlns:cx7="http://schemas.microsoft.com/office/drawing/2016/5/13/chartex" xmlns:cx8="http://schemas.microsoft.com/office/drawing/2016/5/14/chartex" xmlns:mc="http://schemas.openxmlformats.org/markup-compatibility/2006" xmlns:aink="http://schemas.microsoft.com/office/drawing/2016/ink" xmlns:am3d="http://schemas.microsoft.com/office/drawing/2017/model3d" xmlns:o="urn:schemas-microsoft-com:office:office" xmlns:oel="http://schemas.microsoft.com/office/2019/extlst" xmlns:r="http://schemas.openxmlformats.org/officeDocument/2006/relationships" xmlns:m="http://schemas.openxmlformats.org/officeDocument/2006/math" xmlns:v="urn:schemas-microsoft-com:vml" xmlns:wp14="http://schemas.microsoft.com/office/word/2010/wordprocessingDrawing" xmlns:wp="http://schemas.openxmlformats.org/drawingml/2006/wordprocessingDrawing" xmlns:w10="urn:schemas-microsoft-com:office:word" xmlns:w="http://schemas.openxmlformats.org/wordprocessingml/2006/main" xmlns:w14="http://schemas.microsoft.com/office/word/2010/wordml" xmlns:w15="http://schemas.microsoft.com/office/word/2012/wordml" xmlns:w16cex="http://schemas.microsoft.com/office/word/2018/wordml/cex" xmlns:w16cid="http://schemas.microsoft.com/office/word/2016/wordml/cid" xmlns:w16="http://schemas.microsoft.com/office/word/2018/wordml" xmlns:w16du="http://schemas.microsoft.com/office/word/2023/wordml/word16du" xmlns:w16sdtdh="http://schemas.microsoft.com/office/word/2020/wordml/sdtdatahash" xmlns:w16sdtfl="http://schemas.microsoft.com/office/word/2024/wordml/sdtformatlock" xmlns:w16se="http://schemas.microsoft.com/office/word/2015/wordml/symex" xmlns:wpg="http://schemas.microsoft.com/office/word/2010/wordprocessingGroup" xmlns:wpi="http://schemas.microsoft.com/office/word/2010/wordprocessingInk" xmlns:wne="http://schemas.microsoft.com/office/word/2006/wordml" xmlns:wps="http://schemas.microsoft.com/office/word/2010/wordprocessingShape" mc:Ignorable="w14 w15 w16se w16cid w16 w16cex w16sdtdh w16sdtfl w16du wp14">
+<w:ftr xmlns:wpc="http://schemas.microsoft.com/office/word/2010/wordprocessingCanvas" xmlns:cx="http://schemas.microsoft.com/office/drawing/2014/chartex" xmlns:cx1="http://schemas.microsoft.com/office/drawing/2015/9/8/chartex" xmlns:cx2="http://schemas.microsoft.com/office/drawing/2015/10/21/chartex" xmlns:cx3="http://schemas.microsoft.com/office/drawing/2016/5/9/chartex" xmlns:cx4="http://schemas.microsoft.com/office/drawing/2016/5/10/chartex" xmlns:cx5="http://schemas.microsoft.com/office/drawing/2016/5/11/chartex" xmlns:cx6="http://schemas.microsoft.com/office/drawing/2016/5/12/chartex" xmlns:cx7="http://schemas.microsoft.com/office/drawing/2016/5/13/chartex" xmlns:cx8="http://schemas.microsoft.com/office/drawing/2016/5/14/chartex" xmlns:mc="http://schemas.openxmlformats.org/markup-compatibility/2006" xmlns:aink="http://schemas.microsoft.com/office/drawing/2016/ink" xmlns:am3d="http://schemas.microsoft.com/office/drawing/2017/model3d" xmlns:o="urn:schemas-microsoft-com:office:office" xmlns:oel="http://schemas.microsoft.com/office/2019/extlst" xmlns:r="http://schemas.openxmlformats.org/officeDocument/2006/relationships" xmlns:m="http://schemas.openxmlformats.org/officeDocument/2006/math" xmlns:v="urn:schemas-microsoft-com:vml" xmlns:wp14="http://schemas.microsoft.com/office/word/2010/wordprocessingDrawing" xmlns:wp="http://schemas.openxmlformats.org/drawingml/2006/wordprocessingDrawing" xmlns:w10="urn:schemas-microsoft-com:office:word" xmlns:w="http://schemas.openxmlformats.org/wordprocessingml/2006/main" xmlns:w14="http://schemas.microsoft.com/office/word/2010/wordml" xmlns:w15="http://schemas.microsoft.com/office/word/2012/wordml" xmlns:w16cei="http://schemas.microsoft.com/office/word/2026/wordml/cei" xmlns:w16cex="http://schemas.microsoft.com/office/word/2018/wordml/cex" xmlns:w16cid="http://schemas.microsoft.com/office/word/2016/wordml/cid" xmlns:w16="http://schemas.microsoft.com/office/word/2018/wordml" xmlns:w16du="http://schemas.microsoft.com/office/word/2023/wordml/word16du" xmlns:w16sdtdh="http://schemas.microsoft.com/office/word/2020/wordml/sdtdatahash" xmlns:w16sdtfl="http://schemas.microsoft.com/office/word/2024/wordml/sdtformatlock" xmlns:w16se="http://schemas.microsoft.com/office/word/2015/wordml/symex" xmlns:wpg="http://schemas.microsoft.com/office/word/2010/wordprocessingGroup" xmlns:wpi="http://schemas.microsoft.com/office/word/2010/wordprocessingInk" xmlns:wne="http://schemas.microsoft.com/office/word/2006/wordml" xmlns:wps="http://schemas.microsoft.com/office/word/2010/wordprocessingShape" mc:Ignorable="w14 w15 w16se w16cid w16 w16cex w16sdtdh w16sdtfl w16du wp14">
   <w:p>
     <w:pPr>
       <w:pStyle w:val="Piedepgina"/>
@@ -10687,7 +10633,7 @@
 </file>
 
 <file path=word/footnotes.xml><?xml version="1.0" encoding="utf-8"?>
-<w:footnotes xmlns:wpc="http://schemas.microsoft.com/office/word/2010/wordprocessingCanvas" xmlns:cx="http://schemas.microsoft.com/office/drawing/2014/chartex" xmlns:cx1="http://schemas.microsoft.com/office/drawing/2015/9/8/chartex" xmlns:cx2="http://schemas.microsoft.com/office/drawing/2015/10/21/chartex" xmlns:cx3="http://schemas.microsoft.com/office/drawing/2016/5/9/chartex" xmlns:cx4="http://schemas.microsoft.com/office/drawing/2016/5/10/chartex" xmlns:cx5="http://schemas.microsoft.com/office/drawing/2016/5/11/chartex" xmlns:cx6="http://schemas.microsoft.com/office/drawing/2016/5/12/chartex" xmlns:cx7="http://schemas.microsoft.com/office/drawing/2016/5/13/chartex" xmlns:cx8="http://schemas.microsoft.com/office/drawing/2016/5/14/chartex" xmlns:mc="http://schemas.openxmlformats.org/markup-compatibility/2006" xmlns:aink="http://schemas.microsoft.com/office/drawing/2016/ink" xmlns:am3d="http://schemas.microsoft.com/office/drawing/2017/model3d" xmlns:o="urn:schemas-microsoft-com:office:office" xmlns:oel="http://schemas.microsoft.com/office/2019/extlst" xmlns:r="http://schemas.openxmlformats.org/officeDocument/2006/relationships" xmlns:m="http://schemas.openxmlformats.org/officeDocument/2006/math" xmlns:v="urn:schemas-microsoft-com:vml" xmlns:wp14="http://schemas.microsoft.com/office/word/2010/wordprocessingDrawing" xmlns:wp="http://schemas.openxmlformats.org/drawingml/2006/wordprocessingDrawing" xmlns:w10="urn:schemas-microsoft-com:office:word" xmlns:w="http://schemas.openxmlformats.org/wordprocessingml/2006/main" xmlns:w14="http://schemas.microsoft.com/office/word/2010/wordml" xmlns:w15="http://schemas.microsoft.com/office/word/2012/wordml" xmlns:w16cex="http://schemas.microsoft.com/office/word/2018/wordml/cex" xmlns:w16cid="http://schemas.microsoft.com/office/word/2016/wordml/cid" xmlns:w16="http://schemas.microsoft.com/office/word/2018/wordml" xmlns:w16du="http://schemas.microsoft.com/office/word/2023/wordml/word16du" xmlns:w16sdtdh="http://schemas.microsoft.com/office/word/2020/wordml/sdtdatahash" xmlns:w16sdtfl="http://schemas.microsoft.com/office/word/2024/wordml/sdtformatlock" xmlns:w16se="http://schemas.microsoft.com/office/word/2015/wordml/symex" xmlns:wpg="http://schemas.microsoft.com/office/word/2010/wordprocessingGroup" xmlns:wpi="http://schemas.microsoft.com/office/word/2010/wordprocessingInk" xmlns:wne="http://schemas.microsoft.com/office/word/2006/wordml" xmlns:wps="http://schemas.microsoft.com/office/word/2010/wordprocessingShape" mc:Ignorable="w14 w15 w16se w16cid w16 w16cex w16sdtdh w16sdtfl w16du wp14">
+<w:footnotes xmlns:wpc="http://schemas.microsoft.com/office/word/2010/wordprocessingCanvas" xmlns:cx="http://schemas.microsoft.com/office/drawing/2014/chartex" xmlns:cx1="http://schemas.microsoft.com/office/drawing/2015/9/8/chartex" xmlns:cx2="http://schemas.microsoft.com/office/drawing/2015/10/21/chartex" xmlns:cx3="http://schemas.microsoft.com/office/drawing/2016/5/9/chartex" xmlns:cx4="http://schemas.microsoft.com/office/drawing/2016/5/10/chartex" xmlns:cx5="http://schemas.microsoft.com/office/drawing/2016/5/11/chartex" xmlns:cx6="http://schemas.microsoft.com/office/drawing/2016/5/12/chartex" xmlns:cx7="http://schemas.microsoft.com/office/drawing/2016/5/13/chartex" xmlns:cx8="http://schemas.microsoft.com/office/drawing/2016/5/14/chartex" xmlns:mc="http://schemas.openxmlformats.org/markup-compatibility/2006" xmlns:aink="http://schemas.microsoft.com/office/drawing/2016/ink" xmlns:am3d="http://schemas.microsoft.com/office/drawing/2017/model3d" xmlns:o="urn:schemas-microsoft-com:office:office" xmlns:oel="http://schemas.microsoft.com/office/2019/extlst" xmlns:r="http://schemas.openxmlformats.org/officeDocument/2006/relationships" xmlns:m="http://schemas.openxmlformats.org/officeDocument/2006/math" xmlns:v="urn:schemas-microsoft-com:vml" xmlns:wp14="http://schemas.microsoft.com/office/word/2010/wordprocessingDrawing" xmlns:wp="http://schemas.openxmlformats.org/drawingml/2006/wordprocessingDrawing" xmlns:w10="urn:schemas-microsoft-com:office:word" xmlns:w="http://schemas.openxmlformats.org/wordprocessingml/2006/main" xmlns:w14="http://schemas.microsoft.com/office/word/2010/wordml" xmlns:w15="http://schemas.microsoft.com/office/word/2012/wordml" xmlns:w16cei="http://schemas.microsoft.com/office/word/2026/wordml/cei" xmlns:w16cex="http://schemas.microsoft.com/office/word/2018/wordml/cex" xmlns:w16cid="http://schemas.microsoft.com/office/word/2016/wordml/cid" xmlns:w16="http://schemas.microsoft.com/office/word/2018/wordml" xmlns:w16du="http://schemas.microsoft.com/office/word/2023/wordml/word16du" xmlns:w16sdtdh="http://schemas.microsoft.com/office/word/2020/wordml/sdtdatahash" xmlns:w16sdtfl="http://schemas.microsoft.com/office/word/2024/wordml/sdtformatlock" xmlns:w16se="http://schemas.microsoft.com/office/word/2015/wordml/symex" xmlns:wpg="http://schemas.microsoft.com/office/word/2010/wordprocessingGroup" xmlns:wpi="http://schemas.microsoft.com/office/word/2010/wordprocessingInk" xmlns:wne="http://schemas.microsoft.com/office/word/2006/wordml" xmlns:wps="http://schemas.microsoft.com/office/word/2010/wordprocessingShape" mc:Ignorable="w14 w15 w16se w16cid w16 w16cex w16sdtdh w16sdtfl w16du wp14">
   <w:footnote w:type="separator" w:id="-1">
     <w:p>
       <w:pPr>
@@ -10712,7 +10658,7 @@
 </file>
 
 <file path=word/header1.xml><?xml version="1.0" encoding="utf-8"?>
-<w:hdr xmlns:wpc="http://schemas.microsoft.com/office/word/2010/wordprocessingCanvas" xmlns:cx="http://schemas.microsoft.com/office/drawing/2014/chartex" xmlns:cx1="http://schemas.microsoft.com/office/drawing/2015/9/8/chartex" xmlns:cx2="http://schemas.microsoft.com/office/drawing/2015/10/21/chartex" xmlns:cx3="http://schemas.microsoft.com/office/drawing/2016/5/9/chartex" xmlns:cx4="http://schemas.microsoft.com/office/drawing/2016/5/10/chartex" xmlns:cx5="http://schemas.microsoft.com/office/drawing/2016/5/11/chartex" xmlns:cx6="http://schemas.microsoft.com/office/drawing/2016/5/12/chartex" xmlns:cx7="http://schemas.microsoft.com/office/drawing/2016/5/13/chartex" xmlns:cx8="http://schemas.microsoft.com/office/drawing/2016/5/14/chartex" xmlns:mc="http://schemas.openxmlformats.org/markup-compatibility/2006" xmlns:aink="http://schemas.microsoft.com/office/drawing/2016/ink" xmlns:am3d="http://schemas.microsoft.com/office/drawing/2017/model3d" xmlns:o="urn:schemas-microsoft-com:office:office" xmlns:oel="http://schemas.microsoft.com/office/2019/extlst" xmlns:r="http://schemas.openxmlformats.org/officeDocument/2006/relationships" xmlns:m="http://schemas.openxmlformats.org/officeDocument/2006/math" xmlns:v="urn:schemas-microsoft-com:vml" xmlns:wp14="http://schemas.microsoft.com/office/word/2010/wordprocessingDrawing" xmlns:wp="http://schemas.openxmlformats.org/drawingml/2006/wordprocessingDrawing" xmlns:w10="urn:schemas-microsoft-com:office:word" xmlns:w="http://schemas.openxmlformats.org/wordprocessingml/2006/main" xmlns:w14="http://schemas.microsoft.com/office/word/2010/wordml" xmlns:w15="http://schemas.microsoft.com/office/word/2012/wordml" xmlns:w16cex="http://schemas.microsoft.com/office/word/2018/wordml/cex" xmlns:w16cid="http://schemas.microsoft.com/office/word/2016/wordml/cid" xmlns:w16="http://schemas.microsoft.com/office/word/2018/wordml" xmlns:w16du="http://schemas.microsoft.com/office/word/2023/wordml/word16du" xmlns:w16sdtdh="http://schemas.microsoft.com/office/word/2020/wordml/sdtdatahash" xmlns:w16sdtfl="http://schemas.microsoft.com/office/word/2024/wordml/sdtformatlock" xmlns:w16se="http://schemas.microsoft.com/office/word/2015/wordml/symex" xmlns:wpg="http://schemas.microsoft.com/office/word/2010/wordprocessingGroup" xmlns:wpi="http://schemas.microsoft.com/office/word/2010/wordprocessingInk" xmlns:wne="http://schemas.microsoft.com/office/word/2006/wordml" xmlns:wps="http://schemas.microsoft.com/office/word/2010/wordprocessingShape" mc:Ignorable="w14 w15 w16se w16cid w16 w16cex w16sdtdh w16sdtfl w16du wp14">
+<w:hdr xmlns:wpc="http://schemas.microsoft.com/office/word/2010/wordprocessingCanvas" xmlns:cx="http://schemas.microsoft.com/office/drawing/2014/chartex" xmlns:cx1="http://schemas.microsoft.com/office/drawing/2015/9/8/chartex" xmlns:cx2="http://schemas.microsoft.com/office/drawing/2015/10/21/chartex" xmlns:cx3="http://schemas.microsoft.com/office/drawing/2016/5/9/chartex" xmlns:cx4="http://schemas.microsoft.com/office/drawing/2016/5/10/chartex" xmlns:cx5="http://schemas.microsoft.com/office/drawing/2016/5/11/chartex" xmlns:cx6="http://schemas.microsoft.com/office/drawing/2016/5/12/chartex" xmlns:cx7="http://schemas.microsoft.com/office/drawing/2016/5/13/chartex" xmlns:cx8="http://schemas.microsoft.com/office/drawing/2016/5/14/chartex" xmlns:mc="http://schemas.openxmlformats.org/markup-compatibility/2006" xmlns:aink="http://schemas.microsoft.com/office/drawing/2016/ink" xmlns:am3d="http://schemas.microsoft.com/office/drawing/2017/model3d" xmlns:o="urn:schemas-microsoft-com:office:office" xmlns:oel="http://schemas.microsoft.com/office/2019/extlst" xmlns:r="http://schemas.openxmlformats.org/officeDocument/2006/relationships" xmlns:m="http://schemas.openxmlformats.org/officeDocument/2006/math" xmlns:v="urn:schemas-microsoft-com:vml" xmlns:wp14="http://schemas.microsoft.com/office/word/2010/wordprocessingDrawing" xmlns:wp="http://schemas.openxmlformats.org/drawingml/2006/wordprocessingDrawing" xmlns:w10="urn:schemas-microsoft-com:office:word" xmlns:w="http://schemas.openxmlformats.org/wordprocessingml/2006/main" xmlns:w14="http://schemas.microsoft.com/office/word/2010/wordml" xmlns:w15="http://schemas.microsoft.com/office/word/2012/wordml" xmlns:w16cei="http://schemas.microsoft.com/office/word/2026/wordml/cei" xmlns:w16cex="http://schemas.microsoft.com/office/word/2018/wordml/cex" xmlns:w16cid="http://schemas.microsoft.com/office/word/2016/wordml/cid" xmlns:w16="http://schemas.microsoft.com/office/word/2018/wordml" xmlns:w16du="http://schemas.microsoft.com/office/word/2023/wordml/word16du" xmlns:w16sdtdh="http://schemas.microsoft.com/office/word/2020/wordml/sdtdatahash" xmlns:w16sdtfl="http://schemas.microsoft.com/office/word/2024/wordml/sdtformatlock" xmlns:w16se="http://schemas.microsoft.com/office/word/2015/wordml/symex" xmlns:wpg="http://schemas.microsoft.com/office/word/2010/wordprocessingGroup" xmlns:wpi="http://schemas.microsoft.com/office/word/2010/wordprocessingInk" xmlns:wne="http://schemas.microsoft.com/office/word/2006/wordml" xmlns:wps="http://schemas.microsoft.com/office/word/2010/wordprocessingShape" mc:Ignorable="w14 w15 w16se w16cid w16 w16cex w16sdtdh w16sdtfl w16du wp14">
   <w:p>
     <w:pPr>
       <w:pStyle w:val="Encabezado"/>
@@ -10732,7 +10678,7 @@
 </file>
 
 <file path=word/numbering.xml><?xml version="1.0" encoding="utf-8"?>
-<w:numbering xmlns:wpc="http://schemas.microsoft.com/office/word/2010/wordprocessingCanvas" xmlns:cx="http://schemas.microsoft.com/office/drawing/2014/chartex" xmlns:cx1="http://schemas.microsoft.com/office/drawing/2015/9/8/chartex" xmlns:cx2="http://schemas.microsoft.com/office/drawing/2015/10/21/chartex" xmlns:cx3="http://schemas.microsoft.com/office/drawing/2016/5/9/chartex" xmlns:cx4="http://schemas.microsoft.com/office/drawing/2016/5/10/chartex" xmlns:cx5="http://schemas.microsoft.com/office/drawing/2016/5/11/chartex" xmlns:cx6="http://schemas.microsoft.com/office/drawing/2016/5/12/chartex" xmlns:cx7="http://schemas.microsoft.com/office/drawing/2016/5/13/chartex" xmlns:cx8="http://schemas.microsoft.com/office/drawing/2016/5/14/chartex" xmlns:mc="http://schemas.openxmlformats.org/markup-compatibility/2006" xmlns:aink="http://schemas.microsoft.com/office/drawing/2016/ink" xmlns:am3d="http://schemas.microsoft.com/office/drawing/2017/model3d" xmlns:o="urn:schemas-microsoft-com:office:office" xmlns:oel="http://schemas.microsoft.com/office/2019/extlst" xmlns:r="http://schemas.openxmlformats.org/officeDocument/2006/relationships" xmlns:m="http://schemas.openxmlformats.org/officeDocument/2006/math" xmlns:v="urn:schemas-microsoft-com:vml" xmlns:wp14="http://schemas.microsoft.com/office/word/2010/wordprocessingDrawing" xmlns:wp="http://schemas.openxmlformats.org/drawingml/2006/wordprocessingDrawing" xmlns:w10="urn:schemas-microsoft-com:office:word" xmlns:w="http://schemas.openxmlformats.org/wordprocessingml/2006/main" xmlns:w14="http://schemas.microsoft.com/office/word/2010/wordml" xmlns:w15="http://schemas.microsoft.com/office/word/2012/wordml" xmlns:w16cex="http://schemas.microsoft.com/office/word/2018/wordml/cex" xmlns:w16cid="http://schemas.microsoft.com/office/word/2016/wordml/cid" xmlns:w16="http://schemas.microsoft.com/office/word/2018/wordml" xmlns:w16du="http://schemas.microsoft.com/office/word/2023/wordml/word16du" xmlns:w16sdtdh="http://schemas.microsoft.com/office/word/2020/wordml/sdtdatahash" xmlns:w16sdtfl="http://schemas.microsoft.com/office/word/2024/wordml/sdtformatlock" xmlns:w16se="http://schemas.microsoft.com/office/word/2015/wordml/symex" xmlns:wpg="http://schemas.microsoft.com/office/word/2010/wordprocessingGroup" xmlns:wpi="http://schemas.microsoft.com/office/word/2010/wordprocessingInk" xmlns:wne="http://schemas.microsoft.com/office/word/2006/wordml" xmlns:wps="http://schemas.microsoft.com/office/word/2010/wordprocessingShape" mc:Ignorable="w14 w15 w16se w16cid w16 w16cex w16sdtdh w16sdtfl w16du wp14">
+<w:numbering xmlns:wpc="http://schemas.microsoft.com/office/word/2010/wordprocessingCanvas" xmlns:cx="http://schemas.microsoft.com/office/drawing/2014/chartex" xmlns:cx1="http://schemas.microsoft.com/office/drawing/2015/9/8/chartex" xmlns:cx2="http://schemas.microsoft.com/office/drawing/2015/10/21/chartex" xmlns:cx3="http://schemas.microsoft.com/office/drawing/2016/5/9/chartex" xmlns:cx4="http://schemas.microsoft.com/office/drawing/2016/5/10/chartex" xmlns:cx5="http://schemas.microsoft.com/office/drawing/2016/5/11/chartex" xmlns:cx6="http://schemas.microsoft.com/office/drawing/2016/5/12/chartex" xmlns:cx7="http://schemas.microsoft.com/office/drawing/2016/5/13/chartex" xmlns:cx8="http://schemas.microsoft.com/office/drawing/2016/5/14/chartex" xmlns:mc="http://schemas.openxmlformats.org/markup-compatibility/2006" xmlns:aink="http://schemas.microsoft.com/office/drawing/2016/ink" xmlns:am3d="http://schemas.microsoft.com/office/drawing/2017/model3d" xmlns:o="urn:schemas-microsoft-com:office:office" xmlns:oel="http://schemas.microsoft.com/office/2019/extlst" xmlns:r="http://schemas.openxmlformats.org/officeDocument/2006/relationships" xmlns:m="http://schemas.openxmlformats.org/officeDocument/2006/math" xmlns:v="urn:schemas-microsoft-com:vml" xmlns:wp14="http://schemas.microsoft.com/office/word/2010/wordprocessingDrawing" xmlns:wp="http://schemas.openxmlformats.org/drawingml/2006/wordprocessingDrawing" xmlns:w10="urn:schemas-microsoft-com:office:word" xmlns:w="http://schemas.openxmlformats.org/wordprocessingml/2006/main" xmlns:w14="http://schemas.microsoft.com/office/word/2010/wordml" xmlns:w15="http://schemas.microsoft.com/office/word/2012/wordml" xmlns:w16cei="http://schemas.microsoft.com/office/word/2026/wordml/cei" xmlns:w16cex="http://schemas.microsoft.com/office/word/2018/wordml/cex" xmlns:w16cid="http://schemas.microsoft.com/office/word/2016/wordml/cid" xmlns:w16="http://schemas.microsoft.com/office/word/2018/wordml" xmlns:w16du="http://schemas.microsoft.com/office/word/2023/wordml/word16du" xmlns:w16sdtdh="http://schemas.microsoft.com/office/word/2020/wordml/sdtdatahash" xmlns:w16sdtfl="http://schemas.microsoft.com/office/word/2024/wordml/sdtformatlock" xmlns:w16se="http://schemas.microsoft.com/office/word/2015/wordml/symex" xmlns:wpg="http://schemas.microsoft.com/office/word/2010/wordprocessingGroup" xmlns:wpi="http://schemas.microsoft.com/office/word/2010/wordprocessingInk" xmlns:wne="http://schemas.microsoft.com/office/word/2006/wordml" xmlns:wps="http://schemas.microsoft.com/office/word/2010/wordprocessingShape" mc:Ignorable="w14 w15 w16se w16cid w16 w16cex w16sdtdh w16sdtfl w16du wp14">
   <w:abstractNum w:abstractNumId="0" w15:restartNumberingAfterBreak="0">
     <w:nsid w:val="FFFFFF7C"/>
     <w:multiLevelType w:val="singleLevel"/>
@@ -10901,6 +10847,119 @@
       </w:pPr>
       <w:rPr>
         <w:rFonts w:ascii="Symbol" w:hAnsi="Symbol" w:hint="default"/>
+      </w:rPr>
+    </w:lvl>
+  </w:abstractNum>
+  <w:abstractNum w:abstractNumId="9" w15:restartNumberingAfterBreak="0">
+    <w:nsid w:val="4E641345"/>
+    <w:multiLevelType w:val="hybridMultilevel"/>
+    <w:tmpl w:val="C6D8FED0"/>
+    <w:lvl w:ilvl="0" w:tplc="080A0001">
+      <w:start w:val="1"/>
+      <w:numFmt w:val="bullet"/>
+      <w:lvlText w:val=""/>
+      <w:lvlJc w:val="left"/>
+      <w:pPr>
+        <w:ind w:left="360" w:hanging="360"/>
+      </w:pPr>
+      <w:rPr>
+        <w:rFonts w:ascii="Symbol" w:hAnsi="Symbol" w:hint="default"/>
+      </w:rPr>
+    </w:lvl>
+    <w:lvl w:ilvl="1" w:tplc="080A0003">
+      <w:start w:val="1"/>
+      <w:numFmt w:val="bullet"/>
+      <w:lvlText w:val="o"/>
+      <w:lvlJc w:val="left"/>
+      <w:pPr>
+        <w:ind w:left="1080" w:hanging="360"/>
+      </w:pPr>
+      <w:rPr>
+        <w:rFonts w:ascii="Courier New" w:hAnsi="Courier New" w:cs="Courier New" w:hint="default"/>
+      </w:rPr>
+    </w:lvl>
+    <w:lvl w:ilvl="2" w:tplc="080A0005">
+      <w:start w:val="1"/>
+      <w:numFmt w:val="bullet"/>
+      <w:lvlText w:val=""/>
+      <w:lvlJc w:val="left"/>
+      <w:pPr>
+        <w:ind w:left="1800" w:hanging="360"/>
+      </w:pPr>
+      <w:rPr>
+        <w:rFonts w:ascii="Wingdings" w:hAnsi="Wingdings" w:hint="default"/>
+      </w:rPr>
+    </w:lvl>
+    <w:lvl w:ilvl="3" w:tplc="080A0001">
+      <w:start w:val="1"/>
+      <w:numFmt w:val="bullet"/>
+      <w:lvlText w:val=""/>
+      <w:lvlJc w:val="left"/>
+      <w:pPr>
+        <w:ind w:left="2520" w:hanging="360"/>
+      </w:pPr>
+      <w:rPr>
+        <w:rFonts w:ascii="Symbol" w:hAnsi="Symbol" w:hint="default"/>
+      </w:rPr>
+    </w:lvl>
+    <w:lvl w:ilvl="4" w:tplc="080A0003">
+      <w:start w:val="1"/>
+      <w:numFmt w:val="bullet"/>
+      <w:lvlText w:val="o"/>
+      <w:lvlJc w:val="left"/>
+      <w:pPr>
+        <w:ind w:left="3240" w:hanging="360"/>
+      </w:pPr>
+      <w:rPr>
+        <w:rFonts w:ascii="Courier New" w:hAnsi="Courier New" w:cs="Courier New" w:hint="default"/>
+      </w:rPr>
+    </w:lvl>
+    <w:lvl w:ilvl="5" w:tplc="080A0005">
+      <w:start w:val="1"/>
+      <w:numFmt w:val="bullet"/>
+      <w:lvlText w:val=""/>
+      <w:lvlJc w:val="left"/>
+      <w:pPr>
+        <w:ind w:left="3960" w:hanging="360"/>
+      </w:pPr>
+      <w:rPr>
+        <w:rFonts w:ascii="Wingdings" w:hAnsi="Wingdings" w:hint="default"/>
+      </w:rPr>
+    </w:lvl>
+    <w:lvl w:ilvl="6" w:tplc="080A0001">
+      <w:start w:val="1"/>
+      <w:numFmt w:val="bullet"/>
+      <w:lvlText w:val=""/>
+      <w:lvlJc w:val="left"/>
+      <w:pPr>
+        <w:ind w:left="4680" w:hanging="360"/>
+      </w:pPr>
+      <w:rPr>
+        <w:rFonts w:ascii="Symbol" w:hAnsi="Symbol" w:hint="default"/>
+      </w:rPr>
+    </w:lvl>
+    <w:lvl w:ilvl="7" w:tplc="080A0003">
+      <w:start w:val="1"/>
+      <w:numFmt w:val="bullet"/>
+      <w:lvlText w:val="o"/>
+      <w:lvlJc w:val="left"/>
+      <w:pPr>
+        <w:ind w:left="5400" w:hanging="360"/>
+      </w:pPr>
+      <w:rPr>
+        <w:rFonts w:ascii="Courier New" w:hAnsi="Courier New" w:cs="Courier New" w:hint="default"/>
+      </w:rPr>
+    </w:lvl>
+    <w:lvl w:ilvl="8" w:tplc="080A0005">
+      <w:start w:val="1"/>
+      <w:numFmt w:val="bullet"/>
+      <w:lvlText w:val=""/>
+      <w:lvlJc w:val="left"/>
+      <w:pPr>
+        <w:ind w:left="6120" w:hanging="360"/>
+      </w:pPr>
+      <w:rPr>
+        <w:rFonts w:ascii="Wingdings" w:hAnsi="Wingdings" w:hint="default"/>
       </w:rPr>
     </w:lvl>
   </w:abstractNum>
@@ -10930,6 +10989,18 @@
   </w:num>
   <w:num w:numId="9" w16cid:durableId="760223260">
     <w:abstractNumId w:val="0"/>
+  </w:num>
+  <w:num w:numId="10" w16cid:durableId="2060088438">
+    <w:abstractNumId w:val="9"/>
+    <w:lvlOverride w:ilvl="0"/>
+    <w:lvlOverride w:ilvl="1"/>
+    <w:lvlOverride w:ilvl="2"/>
+    <w:lvlOverride w:ilvl="3"/>
+    <w:lvlOverride w:ilvl="4"/>
+    <w:lvlOverride w:ilvl="5"/>
+    <w:lvlOverride w:ilvl="6"/>
+    <w:lvlOverride w:ilvl="7"/>
+    <w:lvlOverride w:ilvl="8"/>
   </w:num>
 </w:numbering>
 </file>
